--- a/user_guides/individual_programs/tag_field_updater/Tag_Field_Updater_User_Guide.docx
+++ b/user_guides/individual_programs/tag_field_updater/Tag_Field_Updater_User_Guide.docx
@@ -1592,7 +1592,7 @@
         <w:rPr>
           <w:b/>
         </w:rPr>
-        <w:t xml:space="preserve">Python 3.10+: </w:t>
+        <w:t xml:space="preserve">Python 3.11+: </w:t>
       </w:r>
       <w:r>
         <w:t>Core runtime</w:t>

--- a/user_guides/individual_programs/tag_field_updater/Tag_Field_Updater_User_Guide.docx
+++ b/user_guides/individual_programs/tag_field_updater/Tag_Field_Updater_User_Guide.docx
@@ -1194,6 +1194,19 @@
         <w:pStyle w:val="Heading2"/>
       </w:pPr>
       <w:r>
+        <w:t>Dry Run</w:t>
+      </w:r>
+    </w:p>
+    <w:p>
+      <w:r>
+        <w:t>The 'Dry Run (no changes written)' checkbox controls whether the scan writes tag changes to disk. When checked (the default when launched from the Master Driver in Dry Run mode), the tool computes and reports every rewrite but persists nothing: no file is saved and no undo record is created. Uncheck it to enable live tag writing.</w:t>
+      </w:r>
+    </w:p>
+    <w:p>
+      <w:pPr>
+        <w:pStyle w:val="Heading2"/>
+      </w:pPr>
+      <w:r>
         <w:t>Tag Fields to Update</w:t>
       </w:r>
     </w:p>

--- a/user_guides/individual_programs/tag_field_updater/Tag_Field_Updater_User_Guide.docx
+++ b/user_guides/individual_programs/tag_field_updater/Tag_Field_Updater_User_Guide.docx
@@ -16,7 +16,7 @@
         <w:jc w:val="center"/>
       </w:pPr>
       <w:r>
-        <w:t>Version 1.0 — August 2026</w:t>
+        <w:t>Version 1.0.1 — October 2026</w:t>
       </w:r>
     </w:p>
     <w:p>

--- a/user_guides/individual_programs/tag_field_updater/Tag_Field_Updater_User_Guide.docx
+++ b/user_guides/individual_programs/tag_field_updater/Tag_Field_Updater_User_Guide.docx
@@ -16,7 +16,7 @@
         <w:jc w:val="center"/>
       </w:pPr>
       <w:r>
-        <w:t>Version 1.0.1 — October 2026</w:t>
+        <w:t>Version 1.1.0 — October 2026</w:t>
       </w:r>
     </w:p>
     <w:p>

--- a/user_guides/individual_programs/tag_field_updater/Tag_Field_Updater_User_Guide.docx
+++ b/user_guides/individual_programs/tag_field_updater/Tag_Field_Updater_User_Guide.docx
@@ -16,7 +16,7 @@
         <w:jc w:val="center"/>
       </w:pPr>
       <w:r>
-        <w:t>Version 1.1.0 — October 2026</w:t>
+        <w:t>Version 1.2.0 — October 2026</w:t>
       </w:r>
     </w:p>
     <w:p>

--- a/user_guides/individual_programs/tag_field_updater/Tag_Field_Updater_User_Guide.docx
+++ b/user_guides/individual_programs/tag_field_updater/Tag_Field_Updater_User_Guide.docx
@@ -16,7 +16,7 @@
         <w:jc w:val="center"/>
       </w:pPr>
       <w:r>
-        <w:t>Version 1.2.0 — October 2026</w:t>
+        <w:t>Version 1.3.0 — October 2026</w:t>
       </w:r>
     </w:p>
     <w:p>

--- a/user_guides/individual_programs/tag_field_updater/Tag_Field_Updater_User_Guide.docx
+++ b/user_guides/individual_programs/tag_field_updater/Tag_Field_Updater_User_Guide.docx
@@ -16,7 +16,7 @@
         <w:jc w:val="center"/>
       </w:pPr>
       <w:r>
-        <w:t>Version 1.3.0 — October 2026</w:t>
+        <w:t>Version 1.4.0 — October 2026</w:t>
       </w:r>
     </w:p>
     <w:p>

--- a/user_guides/individual_programs/tag_field_updater/Tag_Field_Updater_User_Guide.docx
+++ b/user_guides/individual_programs/tag_field_updater/Tag_Field_Updater_User_Guide.docx
@@ -16,7 +16,7 @@
         <w:jc w:val="center"/>
       </w:pPr>
       <w:r>
-        <w:t>Version 1.4.0 — October 2026</w:t>
+        <w:t>Version 1.4.1 — October 2026</w:t>
       </w:r>
     </w:p>
     <w:p>

--- a/user_guides/individual_programs/tag_field_updater/Tag_Field_Updater_User_Guide.docx
+++ b/user_guides/individual_programs/tag_field_updater/Tag_Field_Updater_User_Guide.docx
@@ -16,7 +16,7 @@
         <w:jc w:val="center"/>
       </w:pPr>
       <w:r>
-        <w:t>Version 1.4.1 — October 2026</w:t>
+        <w:t>Version 2.0.0 — October 2026</w:t>
       </w:r>
     </w:p>
     <w:p>

--- a/user_guides/individual_programs/tag_field_updater/Tag_Field_Updater_User_Guide.docx
+++ b/user_guides/individual_programs/tag_field_updater/Tag_Field_Updater_User_Guide.docx
@@ -16,7 +16,7 @@
         <w:jc w:val="center"/>
       </w:pPr>
       <w:r>
-        <w:t>Version 2.0.0 — October 2026</w:t>
+        <w:t>Version 2.1.0 — October 2026</w:t>
       </w:r>
     </w:p>
     <w:p>

--- a/user_guides/individual_programs/tag_field_updater/Tag_Field_Updater_User_Guide.docx
+++ b/user_guides/individual_programs/tag_field_updater/Tag_Field_Updater_User_Guide.docx
@@ -81,6 +81,7 @@
         <w:tc>
           <w:tcPr>
             <w:tcW w:type="dxa" w:w="2880"/>
+            <w:shd w:val="clear" w:color="auto" w:fill="D9E2F3"/>
           </w:tcPr>
           <w:p>
             <w:r>
@@ -94,6 +95,7 @@
         <w:tc>
           <w:tcPr>
             <w:tcW w:type="dxa" w:w="2880"/>
+            <w:shd w:val="clear" w:color="auto" w:fill="D9E2F3"/>
           </w:tcPr>
           <w:p>
             <w:r>
@@ -107,6 +109,7 @@
         <w:tc>
           <w:tcPr>
             <w:tcW w:type="dxa" w:w="2880"/>
+            <w:shd w:val="clear" w:color="auto" w:fill="D9E2F3"/>
           </w:tcPr>
           <w:p>
             <w:r>
@@ -379,22 +382,29 @@
           <w:tcPr>
             <w:tcW w:type="dxa" w:w="2880"/>
           </w:tcPr>
-          <w:p/>
+          <w:p>
+            <w:r/>
+          </w:p>
         </w:tc>
         <w:tc>
           <w:tcPr>
             <w:tcW w:type="dxa" w:w="2880"/>
           </w:tcPr>
-          <w:p/>
+          <w:p>
+            <w:r/>
+          </w:p>
         </w:tc>
         <w:tc>
           <w:tcPr>
             <w:tcW w:type="dxa" w:w="2880"/>
           </w:tcPr>
-          <w:p/>
+          <w:p>
+            <w:r/>
+          </w:p>
         </w:tc>
       </w:tr>
     </w:tbl>
+    <w:p/>
     <w:p>
       <w:pPr>
         <w:pStyle w:val="Heading1"/>
@@ -478,6 +488,7 @@
         <w:tc>
           <w:tcPr>
             <w:tcW w:type="dxa" w:w="2160"/>
+            <w:shd w:val="clear" w:color="auto" w:fill="D9E2F3"/>
           </w:tcPr>
           <w:p>
             <w:r>
@@ -491,6 +502,7 @@
         <w:tc>
           <w:tcPr>
             <w:tcW w:type="dxa" w:w="2160"/>
+            <w:shd w:val="clear" w:color="auto" w:fill="D9E2F3"/>
           </w:tcPr>
           <w:p>
             <w:r>
@@ -504,6 +516,7 @@
         <w:tc>
           <w:tcPr>
             <w:tcW w:type="dxa" w:w="2160"/>
+            <w:shd w:val="clear" w:color="auto" w:fill="D9E2F3"/>
           </w:tcPr>
           <w:p>
             <w:r>
@@ -517,6 +530,7 @@
         <w:tc>
           <w:tcPr>
             <w:tcW w:type="dxa" w:w="2160"/>
+            <w:shd w:val="clear" w:color="auto" w:fill="D9E2F3"/>
           </w:tcPr>
           <w:p>
             <w:r>
@@ -853,28 +867,37 @@
           <w:tcPr>
             <w:tcW w:type="dxa" w:w="2160"/>
           </w:tcPr>
-          <w:p/>
+          <w:p>
+            <w:r/>
+          </w:p>
         </w:tc>
         <w:tc>
           <w:tcPr>
             <w:tcW w:type="dxa" w:w="2160"/>
           </w:tcPr>
-          <w:p/>
+          <w:p>
+            <w:r/>
+          </w:p>
         </w:tc>
         <w:tc>
           <w:tcPr>
             <w:tcW w:type="dxa" w:w="2160"/>
           </w:tcPr>
-          <w:p/>
+          <w:p>
+            <w:r/>
+          </w:p>
         </w:tc>
         <w:tc>
           <w:tcPr>
             <w:tcW w:type="dxa" w:w="2160"/>
           </w:tcPr>
-          <w:p/>
+          <w:p>
+            <w:r/>
+          </w:p>
         </w:tc>
       </w:tr>
     </w:tbl>
+    <w:p/>
     <w:p>
       <w:pPr>
         <w:pStyle w:val="Heading1"/>
@@ -910,6 +933,7 @@
         <w:tc>
           <w:tcPr>
             <w:tcW w:type="dxa" w:w="4320"/>
+            <w:shd w:val="clear" w:color="auto" w:fill="D9E2F3"/>
           </w:tcPr>
           <w:p>
             <w:r>
@@ -923,6 +947,7 @@
         <w:tc>
           <w:tcPr>
             <w:tcW w:type="dxa" w:w="4320"/>
+            <w:shd w:val="clear" w:color="auto" w:fill="D9E2F3"/>
           </w:tcPr>
           <w:p>
             <w:r>
@@ -1023,6 +1048,7 @@
         </w:tc>
       </w:tr>
     </w:tbl>
+    <w:p/>
     <w:p>
       <w:pPr>
         <w:pStyle w:val="Heading2"/>
@@ -1045,6 +1071,7 @@
         <w:tc>
           <w:tcPr>
             <w:tcW w:type="dxa" w:w="4320"/>
+            <w:shd w:val="clear" w:color="auto" w:fill="D9E2F3"/>
           </w:tcPr>
           <w:p>
             <w:r>
@@ -1058,6 +1085,7 @@
         <w:tc>
           <w:tcPr>
             <w:tcW w:type="dxa" w:w="4320"/>
+            <w:shd w:val="clear" w:color="auto" w:fill="D9E2F3"/>
           </w:tcPr>
           <w:p>
             <w:r>
@@ -1158,6 +1186,7 @@
         </w:tc>
       </w:tr>
     </w:tbl>
+    <w:p/>
     <w:p>
       <w:r>
         <w:t>The algorithm also handles mixed patterns. For example, "A/B / C/D" becomes "A; B / C; D" — bare slashes are replaced while space-slash-space delimiters are preserved.</w:t>
@@ -1358,7 +1387,6 @@
         <w:t xml:space="preserve">    --json / --text      Output format (default: --text)</w:t>
         <w:br/>
         <w:t xml:space="preserve">    --log-level LEVEL    Logging verbosity: DEBUG, INFO, WARNING, ERROR</w:t>
-        <w:br/>
       </w:r>
     </w:p>
     <w:p>

--- a/user_guides/individual_programs/tag_field_updater/Tag_Field_Updater_User_Guide.docx
+++ b/user_guides/individual_programs/tag_field_updater/Tag_Field_Updater_User_Guide.docx
@@ -16,7 +16,7 @@
         <w:jc w:val="center"/>
       </w:pPr>
       <w:r>
-        <w:t>Version 2.1.0 — October 2026</w:t>
+        <w:t>Version 2.1.1 — October 2026</w:t>
       </w:r>
     </w:p>
     <w:p>

--- a/user_guides/individual_programs/tag_field_updater/Tag_Field_Updater_User_Guide.docx
+++ b/user_guides/individual_programs/tag_field_updater/Tag_Field_Updater_User_Guide.docx
@@ -16,7 +16,7 @@
         <w:jc w:val="center"/>
       </w:pPr>
       <w:r>
-        <w:t>Version 2.1.1 — October 2026</w:t>
+        <w:t>Version 2.1.2 — October 2026</w:t>
       </w:r>
     </w:p>
     <w:p>

--- a/user_guides/individual_programs/tag_field_updater/Tag_Field_Updater_User_Guide.docx
+++ b/user_guides/individual_programs/tag_field_updater/Tag_Field_Updater_User_Guide.docx
@@ -16,7 +16,7 @@
         <w:jc w:val="center"/>
       </w:pPr>
       <w:r>
-        <w:t>Version 2.1.2 — October 2026</w:t>
+        <w:t>Version 2.1.3 — October 2026</w:t>
       </w:r>
     </w:p>
     <w:p>

--- a/user_guides/individual_programs/tag_field_updater/Tag_Field_Updater_User_Guide.docx
+++ b/user_guides/individual_programs/tag_field_updater/Tag_Field_Updater_User_Guide.docx
@@ -16,7 +16,7 @@
         <w:jc w:val="center"/>
       </w:pPr>
       <w:r>
-        <w:t>Version 2.1.3 — October 2026</w:t>
+        <w:t>Version 2.1.4 — October 2026</w:t>
       </w:r>
     </w:p>
     <w:p>

--- a/user_guides/individual_programs/tag_field_updater/Tag_Field_Updater_User_Guide.docx
+++ b/user_guides/individual_programs/tag_field_updater/Tag_Field_Updater_User_Guide.docx
@@ -16,7 +16,7 @@
         <w:jc w:val="center"/>
       </w:pPr>
       <w:r>
-        <w:t>Version 2.1.4 — October 2026</w:t>
+        <w:t>Version 2.1.5 — October 2026</w:t>
       </w:r>
     </w:p>
     <w:p>

--- a/user_guides/individual_programs/tag_field_updater/Tag_Field_Updater_User_Guide.docx
+++ b/user_guides/individual_programs/tag_field_updater/Tag_Field_Updater_User_Guide.docx
@@ -16,7 +16,7 @@
         <w:jc w:val="center"/>
       </w:pPr>
       <w:r>
-        <w:t>Version 2.1.5 — October 2026</w:t>
+        <w:t>Version 2.1.6 — October 2026</w:t>
       </w:r>
     </w:p>
     <w:p>
